--- a/public/materialy/1L/2/_ucitel/6. Příkazový řádek - plán hodiny.docx
+++ b/public/materialy/1L/2/_ucitel/6. Příkazový řádek - plán hodiny.docx
@@ -734,6 +734,27 @@
       <w:proofErr w:type="spellEnd"/>
       <w:r>
         <w:t>/syntax (pozor, je psán pro vývojáře v .NET; využitelná je úvodní část o příkazech, možnostech a argumentech).</w:t>
+      </w:r>
+    </w:p>
+    <w:p>
+      <w:pPr>
+        <w:pStyle w:val="Odstavecseseznamem"/>
+        <w:numPr>
+          <w:ilvl w:val="0"/>
+          <w:numId w:val="2"/>
+        </w:numPr>
+        <w:spacing w:after="40"/>
+      </w:pPr>
+      <w:proofErr w:type="spellStart"/>
+      <w:proofErr w:type="spellEnd"/>
+      <w:proofErr w:type="spellStart"/>
+      <w:proofErr w:type="spellEnd"/>
+      <w:proofErr w:type="spellStart"/>
+      <w:proofErr w:type="spellEnd"/>
+      <w:proofErr w:type="spellStart"/>
+      <w:proofErr w:type="spellEnd"/>
+      <w:r>
+        <w:t xml:space="preserve">Bonus pro rychlíky navazující na hodinu 4: stránka Síť naostro v příkazovém řádku (banka → Podklady k aktivitám) — ipconfig, nslookup, tracert a ping s vysvětlením výpisu. Předem ověř, že ping a tracert školní síť neblokuje.</w:t>
       </w:r>
     </w:p>
     <w:p>

--- a/public/materialy/1L/2/_ucitel/6. Příkazový řádek - plán hodiny.docx
+++ b/public/materialy/1L/2/_ucitel/6. Příkazový řádek - plán hodiny.docx
@@ -755,6 +755,28 @@
       <w:proofErr w:type="spellEnd"/>
       <w:r>
         <w:t xml:space="preserve">Bonus pro rychlíky navazující na hodinu 4: stránka Síť naostro v příkazovém řádku (banka → Podklady k aktivitám) — ipconfig, nslookup, tracert a ping s vysvětlením výpisu. Předem ověř, že ping a tracert školní síť neblokuje.</w:t>
+      </w:r>
+    </w:p>
+    <w:p>
+      <w:pPr>
+        <w:pStyle w:val="Odstavecseseznamem"/>
+        <w:numPr>
+          <w:ilvl w:val="0"/>
+          <w:numId w:val="2"/>
+        </w:numPr>
+        <w:spacing w:after="40"/>
+      </w:pPr>
+      <w:proofErr w:type="spellStart"/>
+      <w:proofErr w:type="spellEnd"/>
+      <w:proofErr w:type="spellStart"/>
+      <w:proofErr w:type="spellEnd"/>
+      <w:proofErr w:type="spellStart"/>
+      <w:proofErr w:type="spellEnd"/>
+      <w:proofErr w:type="spellStart"/>
+      <w:proofErr w:type="spellEnd"/>
+      <w:r>
+        <w:rPr/>
+        <w:t>Bonus pro rychlíky: Terminál ve virtuálním Macu (karelhlas.vercel.app/macos), úlohy ze skupiny Cesta bez písmene disku (pwd, cd /Volumes/FLASH, open .) — srovnání cmd s unixovým příkazovým řádkem, jaký je na Macu, Linuxu i serverech.</w:t>
       </w:r>
     </w:p>
     <w:p>

--- a/public/materialy/1L/2/_ucitel/6. Příkazový řádek - plán hodiny.docx
+++ b/public/materialy/1L/2/_ucitel/6. Příkazový řádek - plán hodiny.docx
@@ -754,7 +754,7 @@
       <w:proofErr w:type="spellStart"/>
       <w:proofErr w:type="spellEnd"/>
       <w:r>
-        <w:t xml:space="preserve">Bonus pro rychlíky navazující na hodinu 4: stránka Síť naostro v příkazovém řádku (banka → Podklady k aktivitám) — ipconfig, nslookup, tracert a ping s vysvětlením výpisu. Předem ověř, že ping a tracert školní síť neblokuje.</w:t>
+        <w:t xml:space="preserve">Bonus pro rychlíky navazující na hodinu 4: stránka Síť naostro v příkazovém řádku (banka → Digitální gramotnost → lekce 6) — ipconfig, nslookup, tracert a ping s vysvětlením výpisu. Předem ověř, že ping a tracert školní síť neblokuje.</w:t>
       </w:r>
     </w:p>
     <w:p>
@@ -776,7 +776,7 @@
       <w:proofErr w:type="spellEnd"/>
       <w:r>
         <w:rPr/>
-        <w:t>Bonus pro rychlíky: Terminál ve virtuálním Macu (karelhlas.vercel.app/macos), úlohy ze skupiny Cesta bez písmene disku (pwd, cd /Volumes/FLASH, open .) — srovnání cmd s unixovým příkazovým řádkem, jaký je na Macu, Linuxu i serverech.</w:t>
+        <w:t>Bonus pro rychlíky: Terminál ve virtuálním Macu (karelhlas.vercel.app/macos), úlohy ze skupiny Cesta bez písmene disku (pwd, cd /Volumes/FLASH, open .) — srovnání cmd s unixovým příkazovým řádkem, jaký je na Macu, Linuxu i serverech.</w:t>
       </w:r>
     </w:p>
     <w:p>

--- a/public/materialy/1L/2/_ucitel/6. Příkazový řádek - plán hodiny.docx
+++ b/public/materialy/1L/2/_ucitel/6. Příkazový řádek - plán hodiny.docx
@@ -32,7 +32,7 @@
           <w:sz w:val="26"/>
           <w:szCs w:val="26"/>
         </w:rPr>
-        <w:t>Úvod do informatiky a digitální gramotnost • 1. ročník SPŠ • 45 minut</w:t>
+        <w:t>Úvod do informatiky a digitální gramotnost • střední škola • 45 minut</w:t>
       </w:r>
     </w:p>
     <w:p>
@@ -265,7 +265,7 @@
                 <w:sz w:val="21"/>
                 <w:szCs w:val="21"/>
               </w:rPr>
-              <w:t>1. ročník, střední průmyslová škola (strojní a stavební obory)</w:t>
+              <w:t>kterýkoli ročník SŠ podle ŠVP (vzniklo pro strojní a stavební obory SPŠ)</w:t>
             </w:r>
           </w:p>
         </w:tc>
